--- a/scenariusze/DodajZweryfikowanyMateriał.docx
+++ b/scenariusze/DodajZweryfikowanyMateriał.docx
@@ -45,7 +45,7 @@
               <w:rPr>
                 <w:lang w:val="pl-PL"/>
               </w:rPr>
-              <w:t>Dodaj zweryfikowany materiał.</w:t>
+              <w:t>Dodaj zweryfikowany materiał</w:t>
             </w:r>
           </w:p>
         </w:tc>
@@ -83,7 +83,7 @@
               <w:rPr>
                 <w:lang w:val="pl-PL"/>
               </w:rPr>
-              <w:t>Ostateczne wprowadzenie sprawdzonego materiału do bazy.</w:t>
+              <w:t>Akceptacja i udostępnienie zweryfikowanego materiału w systemie</w:t>
             </w:r>
           </w:p>
         </w:tc>
@@ -121,7 +121,7 @@
               <w:rPr>
                 <w:lang w:val="pl-PL"/>
               </w:rPr>
-              <w:t>Administrator.</w:t>
+              <w:t>Administrator</w:t>
             </w:r>
           </w:p>
         </w:tc>
@@ -159,20 +159,55 @@
               <w:rPr>
                 <w:lang w:val="pl-PL"/>
               </w:rPr>
-              <w:t>Status sugestii jest „zaakceptowany”.</w:t>
-            </w:r>
-          </w:p>
-          <w:p>
-            <w:pPr>
-              <w:rPr>
-                <w:lang w:val="pl-PL"/>
-              </w:rPr>
-            </w:pPr>
-            <w:r>
-              <w:rPr>
-                <w:lang w:val="pl-PL"/>
-              </w:rPr>
-              <w:t>System wysłał powiadomienie do Administratora.</w:t>
+              <w:t xml:space="preserve">Administrator jest zalogowany do systemu. </w:t>
+            </w:r>
+            <w:r>
+              <w:rPr>
+                <w:lang w:val="pl-PL"/>
+              </w:rPr>
+              <w:t xml:space="preserve">Status </w:t>
+            </w:r>
+            <w:r>
+              <w:rPr>
+                <w:lang w:val="pl-PL"/>
+              </w:rPr>
+              <w:t>materiału zasugerowanego przez studenta</w:t>
+            </w:r>
+            <w:r>
+              <w:rPr>
+                <w:lang w:val="pl-PL"/>
+              </w:rPr>
+              <w:t xml:space="preserve"> jest</w:t>
+            </w:r>
+            <w:r>
+              <w:rPr>
+                <w:lang w:val="pl-PL"/>
+              </w:rPr>
+              <w:t xml:space="preserve"> ustawiony jako</w:t>
+            </w:r>
+            <w:r>
+              <w:rPr>
+                <w:lang w:val="pl-PL"/>
+              </w:rPr>
+              <w:t xml:space="preserve"> „</w:t>
+            </w:r>
+            <w:r>
+              <w:rPr>
+                <w:lang w:val="pl-PL"/>
+              </w:rPr>
+              <w:t>zweryfkowany</w:t>
+            </w:r>
+            <w:r>
+              <w:rPr>
+                <w:lang w:val="pl-PL"/>
+              </w:rPr>
+              <w:t>”</w:t>
+            </w:r>
+            <w:r>
+              <w:rPr>
+                <w:lang w:val="pl-PL"/>
+              </w:rPr>
+              <w:t xml:space="preserve"> oraz „nie dodany przez administratora”</w:t>
             </w:r>
           </w:p>
         </w:tc>
@@ -210,7 +245,7 @@
               <w:rPr>
                 <w:lang w:val="pl-PL"/>
               </w:rPr>
-              <w:t>Administrator posiada uprawnienia do modyfikacja bazy danych.</w:t>
+              <w:t>Administrator posiada uprawnienia do modyfikacja bazy danych</w:t>
             </w:r>
           </w:p>
         </w:tc>
@@ -248,7 +283,49 @@
               <w:rPr>
                 <w:lang w:val="pl-PL"/>
               </w:rPr>
-              <w:t>Administrator otrzymuje powiadomienie o nowym zaakceptowanym materiale. Administrator otwiera powiadomienie i dodaje materiał. System aktualizuję bazę danych o nowy materiał. System wysyła powiadomienie do Studenta o akceptacji i dodaniu materiału który zgłosił.</w:t>
+              <w:t>System wyświetla</w:t>
+            </w:r>
+            <w:r>
+              <w:rPr>
+                <w:lang w:val="pl-PL"/>
+              </w:rPr>
+              <w:t xml:space="preserve"> tytuł zweryfikowanego materiału. </w:t>
+            </w:r>
+            <w:r>
+              <w:rPr>
+                <w:lang w:val="pl-PL"/>
+              </w:rPr>
+              <w:t>Administrator</w:t>
+            </w:r>
+            <w:r>
+              <w:rPr>
+                <w:lang w:val="pl-PL"/>
+              </w:rPr>
+              <w:t xml:space="preserve"> zatwierdza dodanie materiału</w:t>
+            </w:r>
+            <w:r>
+              <w:rPr>
+                <w:lang w:val="pl-PL"/>
+              </w:rPr>
+              <w:t xml:space="preserve">. </w:t>
+            </w:r>
+            <w:r>
+              <w:rPr>
+                <w:lang w:val="pl-PL"/>
+              </w:rPr>
+              <w:t>System aktualizuje status materiału na „dodany przez administratora”</w:t>
+            </w:r>
+            <w:r>
+              <w:rPr>
+                <w:lang w:val="pl-PL"/>
+              </w:rPr>
+              <w:t xml:space="preserve">. System wysyła </w:t>
+            </w:r>
+            <w:r>
+              <w:rPr>
+                <w:lang w:val="pl-PL"/>
+              </w:rPr>
+              <w:t>komunikat o pomyślnym udostępnieniu materiału</w:t>
             </w:r>
           </w:p>
         </w:tc>
@@ -286,7 +363,55 @@
               <w:rPr>
                 <w:lang w:val="pl-PL"/>
               </w:rPr>
-              <w:t>Materiał jest dostępny dla wszystkich.</w:t>
+              <w:t>Status materiału</w:t>
+            </w:r>
+            <w:r>
+              <w:rPr>
+                <w:lang w:val="pl-PL"/>
+              </w:rPr>
+              <w:t>, zasugerowanego przez studenta</w:t>
+            </w:r>
+            <w:r>
+              <w:rPr>
+                <w:lang w:val="pl-PL"/>
+              </w:rPr>
+              <w:t xml:space="preserve"> zmienia się </w:t>
+            </w:r>
+            <w:r>
+              <w:rPr>
+                <w:lang w:val="pl-PL"/>
+              </w:rPr>
+              <w:t xml:space="preserve">na </w:t>
+            </w:r>
+            <w:r>
+              <w:rPr>
+                <w:lang w:val="pl-PL"/>
+              </w:rPr>
+              <w:t>„dodany przez administratora”</w:t>
+            </w:r>
+            <w:r>
+              <w:rPr>
+                <w:lang w:val="pl-PL"/>
+              </w:rPr>
+              <w:t>.</w:t>
+            </w:r>
+            <w:r>
+              <w:rPr>
+                <w:lang w:val="pl-PL"/>
+              </w:rPr>
+              <w:t xml:space="preserve"> Materiał staje się widoczny dla studentów, które są przypisan</w:t>
+            </w:r>
+            <w:r>
+              <w:rPr>
+                <w:lang w:val="pl-PL"/>
+              </w:rPr>
+              <w:t>i</w:t>
+            </w:r>
+            <w:r>
+              <w:rPr>
+                <w:lang w:val="pl-PL"/>
+              </w:rPr>
+              <w:t xml:space="preserve"> do przedmiotu, z którym powiązany jest materiał</w:t>
             </w:r>
           </w:p>
         </w:tc>
